--- a/Boost Converter/proposal_draft.docx
+++ b/Boost Converter/proposal_draft.docx
@@ -52,6 +52,51 @@
       <w:r>
         <w:drawing>
           <wp:inline distT="0" distB="0" distL="114300" distR="114300">
+            <wp:extent cx="5270500" cy="2370455"/>
+            <wp:effectExtent l="0" t="0" r="0" b="4445"/>
+            <wp:docPr id="3" name="图片 1"/>
+            <wp:cNvGraphicFramePr>
+              <a:graphicFrameLocks xmlns:a="http://schemas.openxmlformats.org/drawingml/2006/main" noChangeAspect="1"/>
+            </wp:cNvGraphicFramePr>
+            <a:graphic xmlns:a="http://schemas.openxmlformats.org/drawingml/2006/main">
+              <a:graphicData uri="http://schemas.openxmlformats.org/drawingml/2006/picture">
+                <pic:pic xmlns:pic="http://schemas.openxmlformats.org/drawingml/2006/picture">
+                  <pic:nvPicPr>
+                    <pic:cNvPr id="3" name="图片 1"/>
+                    <pic:cNvPicPr>
+                      <a:picLocks noChangeAspect="1"/>
+                    </pic:cNvPicPr>
+                  </pic:nvPicPr>
+                  <pic:blipFill>
+                    <a:blip r:embed="rId5"/>
+                    <a:stretch>
+                      <a:fillRect/>
+                    </a:stretch>
+                  </pic:blipFill>
+                  <pic:spPr>
+                    <a:xfrm>
+                      <a:off x="0" y="0"/>
+                      <a:ext cx="5270500" cy="2370455"/>
+                    </a:xfrm>
+                    <a:prstGeom prst="rect">
+                      <a:avLst/>
+                    </a:prstGeom>
+                    <a:noFill/>
+                    <a:ln>
+                      <a:noFill/>
+                    </a:ln>
+                  </pic:spPr>
+                </pic:pic>
+              </a:graphicData>
+            </a:graphic>
+          </wp:inline>
+        </w:drawing>
+      </w:r>
+    </w:p>
+    <w:p>
+      <w:r>
+        <w:drawing>
+          <wp:inline distT="0" distB="0" distL="114300" distR="114300">
             <wp:extent cx="5273675" cy="2015490"/>
             <wp:effectExtent l="0" t="0" r="9525" b="3810"/>
             <wp:docPr id="2" name="图片 2"/>
@@ -68,7 +113,7 @@
                     </pic:cNvPicPr>
                   </pic:nvPicPr>
                   <pic:blipFill>
-                    <a:blip r:embed="rId5"/>
+                    <a:blip r:embed="rId6"/>
                     <a:stretch>
                       <a:fillRect/>
                     </a:stretch>
@@ -92,12 +137,1493 @@
           </wp:inline>
         </w:drawing>
       </w:r>
-      <w:bookmarkStart w:id="0" w:name="_GoBack"/>
-      <w:bookmarkEnd w:id="0"/>
+    </w:p>
+    <w:p/>
+    <w:p>
+      <w:r>
+        <w:br w:type="page"/>
+      </w:r>
+    </w:p>
+    <w:p>
+      <w:pPr>
+        <w:spacing w:before="0" w:after="60"/>
+      </w:pPr>
+      <w:r>
+        <w:rPr>
+          <w:rFonts w:ascii="Aptos" w:hAnsi="Aptos" w:eastAsia="Aptos"/>
+          <w:b/>
+          <w:i w:val="0"/>
+          <w:color w:val="17365D"/>
+          <w:sz w:val="34"/>
+        </w:rPr>
+        <w:t>Initial Design Calculation</w:t>
+      </w:r>
+    </w:p>
+    <w:p>
+      <w:pPr>
+        <w:spacing w:after="200"/>
+      </w:pPr>
+      <w:r>
+        <w:rPr>
+          <w:rFonts w:ascii="Aptos" w:hAnsi="Aptos" w:eastAsia="Aptos"/>
+          <w:b w:val="0"/>
+          <w:i/>
+          <w:color w:val="52606D"/>
+          <w:sz w:val="20"/>
+        </w:rPr>
+        <w:t>Ideal boost-converter duty-cycle range</w:t>
+      </w:r>
+    </w:p>
+    <w:p>
+      <w:pPr>
+        <w:spacing w:before="40" w:after="100"/>
+      </w:pPr>
+      <w:r>
+        <w:rPr>
+          <w:rFonts w:ascii="Aptos" w:hAnsi="Aptos" w:eastAsia="Aptos"/>
+          <w:b/>
+          <w:i w:val="0"/>
+          <w:color w:val="2F75B5"/>
+          <w:sz w:val="23"/>
+        </w:rPr>
+        <w:t>1. Assumptions and governing equation</w:t>
+      </w:r>
+    </w:p>
+    <w:p>
+      <w:pPr>
+        <w:spacing w:before="40" w:after="80" w:line="252" w:lineRule="auto"/>
+      </w:pPr>
+      <w:r>
+        <w:rPr>
+          <w:rFonts w:ascii="Aptos" w:hAnsi="Aptos" w:eastAsia="Aptos"/>
+          <w:b/>
+          <w:i w:val="0"/>
+          <w:color w:val="2F75B5"/>
+          <w:sz w:val="19"/>
+        </w:rPr>
+        <w:t xml:space="preserve">Assumptions. </w:t>
+      </w:r>
+      <w:r>
+        <w:rPr>
+          <w:rFonts w:ascii="Aptos" w:hAnsi="Aptos" w:eastAsia="Aptos"/>
+          <w:b w:val="0"/>
+          <w:i w:val="0"/>
+          <w:color w:val="1F2933"/>
+          <w:sz w:val="19"/>
+        </w:rPr>
+        <w:t>Ideal components, continuous-conduction mode (CCM), and steady-state operation.</w:t>
+      </w:r>
+    </w:p>
+    <w:p>
+      <w:pPr>
+        <w:spacing w:after="80"/>
+      </w:pPr>
+      <w:r>
+        <w:rPr>
+          <w:rFonts w:ascii="Aptos" w:hAnsi="Aptos" w:eastAsia="Aptos"/>
+          <w:b w:val="0"/>
+          <w:i w:val="0"/>
+          <w:color w:val="1F2933"/>
+          <w:sz w:val="19"/>
+        </w:rPr>
+        <w:t>The duty cycle is obtained using inductor volt-second balance: the average inductor voltage over one switching period is zero.</w:t>
+      </w:r>
+    </w:p>
+    <w:tbl>
+      <w:tblPr>
+        <w:tblW w:type="auto" w:w="0"/>
+        <w:jc w:val="left"/>
+        <w:tblLayout w:type="fixed"/>
+        <w:tblLook w:firstColumn="1" w:firstRow="1" w:lastColumn="0" w:lastRow="0" w:noHBand="0" w:noVBand="1" w:val="04A0"/>
+        <w:tblBorders>
+          <w:top w:val="single" w:sz="2" w:color="EAF2F8"/>
+          <w:left w:val="single" w:sz="2" w:color="EAF2F8"/>
+          <w:bottom w:val="single" w:sz="2" w:color="EAF2F8"/>
+          <w:right w:val="single" w:sz="2" w:color="EAF2F8"/>
+          <w:insideH w:val="single" w:sz="2" w:color="EAF2F8"/>
+          <w:insideV w:val="single" w:sz="2" w:color="EAF2F8"/>
+        </w:tblBorders>
+      </w:tblPr>
+      <w:tblGrid>
+        <w:gridCol w:w="8136"/>
+        <w:gridCol w:w="792"/>
+      </w:tblGrid>
+      <w:tr>
+        <w:tc>
+          <w:tcPr>
+            <w:tcW w:type="dxa" w:w="4677"/>
+            <w:shd w:fill="EAF2F8"/>
+            <w:tcMar>
+              <w:top w:w="90" w:type="dxa"/>
+              <w:start w:w="180" w:type="dxa"/>
+              <w:bottom w:w="90" w:type="dxa"/>
+              <w:end w:w="180" w:type="dxa"/>
+            </w:tcMar>
+            <w:vAlign w:val="center"/>
+          </w:tcPr>
+          <w:p>
+            <w:pPr>
+              <w:spacing w:before="60" w:after="100"/>
+              <w:jc w:val="center"/>
+            </w:pPr>
+            <w:r>
+              <w:rPr>
+                <w:rFonts w:ascii="Cambria Math" w:hAnsi="Cambria Math" w:eastAsia="Cambria Math"/>
+                <w:b w:val="0"/>
+                <w:i w:val="0"/>
+                <w:color w:val="1F2933"/>
+                <w:sz w:val="22"/>
+              </w:rPr>
+              <w:t>v</w:t>
+            </w:r>
+            <w:r>
+              <w:rPr>
+                <w:rFonts w:ascii="Cambria Math" w:hAnsi="Cambria Math" w:eastAsia="Cambria Math"/>
+                <w:b w:val="0"/>
+                <w:i w:val="0"/>
+                <w:color w:val="1F2933"/>
+                <w:sz w:val="22"/>
+                <w:vertAlign w:val="subscript"/>
+              </w:rPr>
+              <w:t>L</w:t>
+            </w:r>
+            <w:r>
+              <w:rPr>
+                <w:rFonts w:ascii="Cambria Math" w:hAnsi="Cambria Math" w:eastAsia="Cambria Math"/>
+                <w:b w:val="0"/>
+                <w:i w:val="0"/>
+                <w:color w:val="1F2933"/>
+                <w:sz w:val="22"/>
+              </w:rPr>
+              <w:t xml:space="preserve"> = L · di</w:t>
+            </w:r>
+            <w:r>
+              <w:rPr>
+                <w:rFonts w:ascii="Cambria Math" w:hAnsi="Cambria Math" w:eastAsia="Cambria Math"/>
+                <w:b w:val="0"/>
+                <w:i w:val="0"/>
+                <w:color w:val="1F2933"/>
+                <w:sz w:val="22"/>
+                <w:vertAlign w:val="subscript"/>
+              </w:rPr>
+              <w:t>L</w:t>
+            </w:r>
+            <w:r>
+              <w:rPr>
+                <w:rFonts w:ascii="Cambria Math" w:hAnsi="Cambria Math" w:eastAsia="Cambria Math"/>
+                <w:b w:val="0"/>
+                <w:i w:val="0"/>
+                <w:color w:val="1F2933"/>
+                <w:sz w:val="22"/>
+              </w:rPr>
+              <w:t>/dt</w:t>
+            </w:r>
+          </w:p>
+        </w:tc>
+        <w:tc>
+          <w:tcPr>
+            <w:tcW w:type="dxa" w:w="4677"/>
+            <w:shd w:fill="EAF2F8"/>
+            <w:tcMar>
+              <w:top w:w="90" w:type="dxa"/>
+              <w:start w:w="180" w:type="dxa"/>
+              <w:bottom w:w="90" w:type="dxa"/>
+              <w:end w:w="180" w:type="dxa"/>
+            </w:tcMar>
+            <w:vAlign w:val="center"/>
+          </w:tcPr>
+          <w:p>
+            <w:pPr>
+              <w:jc w:val="right"/>
+            </w:pPr>
+            <w:r>
+              <w:rPr>
+                <w:rFonts w:ascii="Cambria Math" w:hAnsi="Cambria Math" w:eastAsia="Cambria Math"/>
+                <w:b w:val="0"/>
+                <w:i w:val="0"/>
+                <w:color w:val="52606D"/>
+                <w:sz w:val="19"/>
+              </w:rPr>
+              <w:t>(1)</w:t>
+            </w:r>
+          </w:p>
+        </w:tc>
+      </w:tr>
+    </w:tbl>
+    <w:p>
+      <w:pPr>
+        <w:spacing w:after="0" w:line="36" w:lineRule="auto"/>
+      </w:pPr>
+    </w:p>
+    <w:tbl>
+      <w:tblPr>
+        <w:tblW w:type="auto" w:w="0"/>
+        <w:jc w:val="left"/>
+        <w:tblLayout w:type="fixed"/>
+        <w:tblLook w:firstColumn="1" w:firstRow="1" w:lastColumn="0" w:lastRow="0" w:noHBand="0" w:noVBand="1" w:val="04A0"/>
+        <w:tblBorders>
+          <w:top w:val="single" w:sz="2" w:color="EAF2F8"/>
+          <w:left w:val="single" w:sz="2" w:color="EAF2F8"/>
+          <w:bottom w:val="single" w:sz="2" w:color="EAF2F8"/>
+          <w:right w:val="single" w:sz="2" w:color="EAF2F8"/>
+          <w:insideH w:val="single" w:sz="2" w:color="EAF2F8"/>
+          <w:insideV w:val="single" w:sz="2" w:color="EAF2F8"/>
+        </w:tblBorders>
+      </w:tblPr>
+      <w:tblGrid>
+        <w:gridCol w:w="8136"/>
+        <w:gridCol w:w="792"/>
+      </w:tblGrid>
+      <w:tr>
+        <w:tc>
+          <w:tcPr>
+            <w:tcW w:type="dxa" w:w="4677"/>
+            <w:shd w:fill="EAF2F8"/>
+            <w:tcMar>
+              <w:top w:w="90" w:type="dxa"/>
+              <w:start w:w="180" w:type="dxa"/>
+              <w:bottom w:w="90" w:type="dxa"/>
+              <w:end w:w="180" w:type="dxa"/>
+            </w:tcMar>
+            <w:vAlign w:val="center"/>
+          </w:tcPr>
+          <w:p>
+            <w:pPr>
+              <w:spacing w:before="60" w:after="100"/>
+              <w:jc w:val="center"/>
+            </w:pPr>
+            <w:r>
+              <w:rPr>
+                <w:rFonts w:ascii="Cambria Math" w:hAnsi="Cambria Math" w:eastAsia="Cambria Math"/>
+                <w:b w:val="0"/>
+                <w:i w:val="0"/>
+                <w:color w:val="1F2933"/>
+                <w:sz w:val="22"/>
+              </w:rPr>
+              <w:t>V</w:t>
+            </w:r>
+            <w:r>
+              <w:rPr>
+                <w:rFonts w:ascii="Cambria Math" w:hAnsi="Cambria Math" w:eastAsia="Cambria Math"/>
+                <w:b w:val="0"/>
+                <w:i w:val="0"/>
+                <w:color w:val="1F2933"/>
+                <w:sz w:val="22"/>
+                <w:vertAlign w:val="subscript"/>
+              </w:rPr>
+              <w:t>L,avg</w:t>
+            </w:r>
+            <w:r>
+              <w:rPr>
+                <w:rFonts w:ascii="Cambria Math" w:hAnsi="Cambria Math" w:eastAsia="Cambria Math"/>
+                <w:b w:val="0"/>
+                <w:i w:val="0"/>
+                <w:color w:val="1F2933"/>
+                <w:sz w:val="22"/>
+              </w:rPr>
+              <w:t xml:space="preserve"> = 0</w:t>
+            </w:r>
+          </w:p>
+        </w:tc>
+        <w:tc>
+          <w:tcPr>
+            <w:tcW w:type="dxa" w:w="4677"/>
+            <w:shd w:fill="EAF2F8"/>
+            <w:tcMar>
+              <w:top w:w="90" w:type="dxa"/>
+              <w:start w:w="180" w:type="dxa"/>
+              <w:bottom w:w="90" w:type="dxa"/>
+              <w:end w:w="180" w:type="dxa"/>
+            </w:tcMar>
+            <w:vAlign w:val="center"/>
+          </w:tcPr>
+          <w:p>
+            <w:pPr>
+              <w:jc w:val="right"/>
+            </w:pPr>
+            <w:r>
+              <w:rPr>
+                <w:rFonts w:ascii="Cambria Math" w:hAnsi="Cambria Math" w:eastAsia="Cambria Math"/>
+                <w:b w:val="0"/>
+                <w:i w:val="0"/>
+                <w:color w:val="52606D"/>
+                <w:sz w:val="19"/>
+              </w:rPr>
+              <w:t>(2)</w:t>
+            </w:r>
+          </w:p>
+        </w:tc>
+      </w:tr>
+    </w:tbl>
+    <w:p>
+      <w:pPr>
+        <w:spacing w:after="0" w:line="36" w:lineRule="auto"/>
+      </w:pPr>
+    </w:p>
+    <w:p>
+      <w:pPr>
+        <w:spacing w:before="60" w:after="100"/>
+      </w:pPr>
+      <w:r>
+        <w:rPr>
+          <w:rFonts w:ascii="Aptos" w:hAnsi="Aptos" w:eastAsia="Aptos"/>
+          <w:b/>
+          <w:i w:val="0"/>
+          <w:color w:val="2F75B5"/>
+          <w:sz w:val="23"/>
+        </w:rPr>
+        <w:t>2. Inductor voltage during each switching interval</w:t>
+      </w:r>
+    </w:p>
+    <w:tbl>
+      <w:tblPr>
+        <w:tblW w:type="auto" w:w="0"/>
+        <w:tblLayout w:type="fixed"/>
+        <w:tblLook w:firstColumn="1" w:firstRow="1" w:lastColumn="0" w:lastRow="0" w:noHBand="0" w:noVBand="1" w:val="04A0"/>
+        <w:tblBorders>
+          <w:top w:val="single" w:sz="6" w:color="B4C7E7"/>
+          <w:left w:val="single" w:sz="6" w:color="B4C7E7"/>
+          <w:bottom w:val="single" w:sz="6" w:color="B4C7E7"/>
+          <w:right w:val="single" w:sz="6" w:color="B4C7E7"/>
+          <w:insideH w:val="single" w:sz="6" w:color="B4C7E7"/>
+          <w:insideV w:val="single" w:sz="6" w:color="B4C7E7"/>
+        </w:tblBorders>
+      </w:tblPr>
+      <w:tblGrid>
+        <w:gridCol w:w="1656"/>
+        <w:gridCol w:w="1800"/>
+        <w:gridCol w:w="2232"/>
+        <w:gridCol w:w="3240"/>
+      </w:tblGrid>
+      <w:tr>
+        <w:trPr>
+          <w:tblHeader w:val="true"/>
+        </w:trPr>
+        <w:tc>
+          <w:tcPr>
+            <w:tcW w:type="dxa" w:w="2338"/>
+            <w:shd w:fill="17365D"/>
+            <w:tcMar>
+              <w:top w:w="110" w:type="dxa"/>
+              <w:start w:w="140" w:type="dxa"/>
+              <w:bottom w:w="110" w:type="dxa"/>
+              <w:end w:w="140" w:type="dxa"/>
+            </w:tcMar>
+          </w:tcPr>
+          <w:p>
+            <w:pPr>
+              <w:jc w:val="center"/>
+            </w:pPr>
+            <w:r>
+              <w:rPr>
+                <w:rFonts w:ascii="Aptos" w:hAnsi="Aptos" w:eastAsia="Aptos"/>
+                <w:b/>
+                <w:i w:val="0"/>
+                <w:color w:val="FFFFFF"/>
+                <w:sz w:val="17"/>
+              </w:rPr>
+              <w:t>Interval</w:t>
+            </w:r>
+          </w:p>
+        </w:tc>
+        <w:tc>
+          <w:tcPr>
+            <w:tcW w:type="dxa" w:w="2338"/>
+            <w:shd w:fill="17365D"/>
+            <w:tcMar>
+              <w:top w:w="110" w:type="dxa"/>
+              <w:start w:w="140" w:type="dxa"/>
+              <w:bottom w:w="110" w:type="dxa"/>
+              <w:end w:w="140" w:type="dxa"/>
+            </w:tcMar>
+          </w:tcPr>
+          <w:p>
+            <w:pPr>
+              <w:jc w:val="center"/>
+            </w:pPr>
+            <w:r>
+              <w:rPr>
+                <w:rFonts w:ascii="Aptos" w:hAnsi="Aptos" w:eastAsia="Aptos"/>
+                <w:b/>
+                <w:i w:val="0"/>
+                <w:color w:val="FFFFFF"/>
+                <w:sz w:val="17"/>
+              </w:rPr>
+              <w:t>Duration</w:t>
+            </w:r>
+          </w:p>
+        </w:tc>
+        <w:tc>
+          <w:tcPr>
+            <w:tcW w:type="dxa" w:w="2338"/>
+            <w:shd w:fill="17365D"/>
+            <w:tcMar>
+              <w:top w:w="110" w:type="dxa"/>
+              <w:start w:w="140" w:type="dxa"/>
+              <w:bottom w:w="110" w:type="dxa"/>
+              <w:end w:w="140" w:type="dxa"/>
+            </w:tcMar>
+          </w:tcPr>
+          <w:p>
+            <w:pPr>
+              <w:jc w:val="center"/>
+            </w:pPr>
+            <w:r>
+              <w:rPr>
+                <w:rFonts w:ascii="Aptos" w:hAnsi="Aptos" w:eastAsia="Aptos"/>
+                <w:b/>
+                <w:i w:val="0"/>
+                <w:color w:val="FFFFFF"/>
+                <w:sz w:val="17"/>
+              </w:rPr>
+              <w:t>Inductor voltage</w:t>
+            </w:r>
+          </w:p>
+        </w:tc>
+        <w:tc>
+          <w:tcPr>
+            <w:tcW w:type="dxa" w:w="2338"/>
+            <w:shd w:fill="17365D"/>
+            <w:tcMar>
+              <w:top w:w="110" w:type="dxa"/>
+              <w:start w:w="140" w:type="dxa"/>
+              <w:bottom w:w="110" w:type="dxa"/>
+              <w:end w:w="140" w:type="dxa"/>
+            </w:tcMar>
+          </w:tcPr>
+          <w:p>
+            <w:pPr>
+              <w:jc w:val="center"/>
+            </w:pPr>
+            <w:r>
+              <w:rPr>
+                <w:rFonts w:ascii="Aptos" w:hAnsi="Aptos" w:eastAsia="Aptos"/>
+                <w:b/>
+                <w:i w:val="0"/>
+                <w:color w:val="FFFFFF"/>
+                <w:sz w:val="17"/>
+              </w:rPr>
+              <w:t>Volt-second contribution</w:t>
+            </w:r>
+          </w:p>
+        </w:tc>
+      </w:tr>
+      <w:tr>
+        <w:tc>
+          <w:tcPr>
+            <w:tcW w:type="dxa" w:w="2338"/>
+            <w:shd w:fill="F7FAFC"/>
+            <w:tcMar>
+              <w:top w:w="125" w:type="dxa"/>
+              <w:start w:w="130" w:type="dxa"/>
+              <w:bottom w:w="125" w:type="dxa"/>
+              <w:end w:w="130" w:type="dxa"/>
+            </w:tcMar>
+            <w:vAlign w:val="center"/>
+          </w:tcPr>
+          <w:p>
+            <w:pPr>
+              <w:jc w:val="center"/>
+            </w:pPr>
+            <w:r>
+              <w:rPr>
+                <w:rFonts w:ascii="Aptos" w:hAnsi="Aptos" w:eastAsia="Aptos"/>
+                <w:b/>
+                <w:i w:val="0"/>
+                <w:color w:val="1F2933"/>
+                <w:sz w:val="18"/>
+              </w:rPr>
+              <w:t>MOSFET ON</w:t>
+            </w:r>
+          </w:p>
+        </w:tc>
+        <w:tc>
+          <w:tcPr>
+            <w:tcW w:type="dxa" w:w="2338"/>
+            <w:shd w:fill="F7FAFC"/>
+            <w:tcMar>
+              <w:top w:w="125" w:type="dxa"/>
+              <w:start w:w="130" w:type="dxa"/>
+              <w:bottom w:w="125" w:type="dxa"/>
+              <w:end w:w="130" w:type="dxa"/>
+            </w:tcMar>
+            <w:vAlign w:val="center"/>
+          </w:tcPr>
+          <w:p>
+            <w:pPr>
+              <w:jc w:val="center"/>
+            </w:pPr>
+            <w:r>
+              <w:rPr>
+                <w:rFonts w:ascii="Cambria Math" w:hAnsi="Cambria Math" w:eastAsia="Cambria Math"/>
+                <w:b w:val="0"/>
+                <w:i w:val="0"/>
+                <w:color w:val="1F2933"/>
+                <w:sz w:val="18"/>
+              </w:rPr>
+              <w:t>DTₛ</w:t>
+            </w:r>
+          </w:p>
+        </w:tc>
+        <w:tc>
+          <w:tcPr>
+            <w:tcW w:type="dxa" w:w="2338"/>
+            <w:shd w:fill="F7FAFC"/>
+            <w:tcMar>
+              <w:top w:w="125" w:type="dxa"/>
+              <w:start w:w="130" w:type="dxa"/>
+              <w:bottom w:w="125" w:type="dxa"/>
+              <w:end w:w="130" w:type="dxa"/>
+            </w:tcMar>
+            <w:vAlign w:val="center"/>
+          </w:tcPr>
+          <w:p>
+            <w:pPr>
+              <w:jc w:val="center"/>
+            </w:pPr>
+            <w:r>
+              <w:rPr>
+                <w:rFonts w:ascii="Cambria Math" w:hAnsi="Cambria Math" w:eastAsia="Cambria Math"/>
+                <w:b w:val="0"/>
+                <w:i w:val="0"/>
+                <w:color w:val="1F2933"/>
+                <w:sz w:val="18"/>
+              </w:rPr>
+              <w:t>Vᵢₙ</w:t>
+            </w:r>
+          </w:p>
+        </w:tc>
+        <w:tc>
+          <w:tcPr>
+            <w:tcW w:type="dxa" w:w="2338"/>
+            <w:shd w:fill="F7FAFC"/>
+            <w:tcMar>
+              <w:top w:w="125" w:type="dxa"/>
+              <w:start w:w="130" w:type="dxa"/>
+              <w:bottom w:w="125" w:type="dxa"/>
+              <w:end w:w="130" w:type="dxa"/>
+            </w:tcMar>
+            <w:vAlign w:val="center"/>
+          </w:tcPr>
+          <w:p>
+            <w:pPr>
+              <w:jc w:val="center"/>
+            </w:pPr>
+            <w:r>
+              <w:rPr>
+                <w:rFonts w:ascii="Cambria Math" w:hAnsi="Cambria Math" w:eastAsia="Cambria Math"/>
+                <w:b w:val="0"/>
+                <w:i w:val="0"/>
+                <w:color w:val="1F2933"/>
+                <w:sz w:val="18"/>
+              </w:rPr>
+              <w:t>Vᵢₙ · DTₛ</w:t>
+            </w:r>
+          </w:p>
+        </w:tc>
+      </w:tr>
+      <w:tr>
+        <w:tc>
+          <w:tcPr>
+            <w:tcW w:type="dxa" w:w="2338"/>
+            <w:shd w:fill="FFFFFF"/>
+            <w:tcMar>
+              <w:top w:w="125" w:type="dxa"/>
+              <w:start w:w="130" w:type="dxa"/>
+              <w:bottom w:w="125" w:type="dxa"/>
+              <w:end w:w="130" w:type="dxa"/>
+            </w:tcMar>
+            <w:vAlign w:val="center"/>
+          </w:tcPr>
+          <w:p>
+            <w:pPr>
+              <w:jc w:val="center"/>
+            </w:pPr>
+            <w:r>
+              <w:rPr>
+                <w:rFonts w:ascii="Aptos" w:hAnsi="Aptos" w:eastAsia="Aptos"/>
+                <w:b/>
+                <w:i w:val="0"/>
+                <w:color w:val="1F2933"/>
+                <w:sz w:val="18"/>
+              </w:rPr>
+              <w:t>MOSFET OFF</w:t>
+            </w:r>
+          </w:p>
+        </w:tc>
+        <w:tc>
+          <w:tcPr>
+            <w:tcW w:type="dxa" w:w="2338"/>
+            <w:shd w:fill="FFFFFF"/>
+            <w:tcMar>
+              <w:top w:w="125" w:type="dxa"/>
+              <w:start w:w="130" w:type="dxa"/>
+              <w:bottom w:w="125" w:type="dxa"/>
+              <w:end w:w="130" w:type="dxa"/>
+            </w:tcMar>
+            <w:vAlign w:val="center"/>
+          </w:tcPr>
+          <w:p>
+            <w:pPr>
+              <w:jc w:val="center"/>
+            </w:pPr>
+            <w:r>
+              <w:rPr>
+                <w:rFonts w:ascii="Cambria Math" w:hAnsi="Cambria Math" w:eastAsia="Cambria Math"/>
+                <w:b w:val="0"/>
+                <w:i w:val="0"/>
+                <w:color w:val="1F2933"/>
+                <w:sz w:val="18"/>
+              </w:rPr>
+              <w:t>(1 − D)Tₛ</w:t>
+            </w:r>
+          </w:p>
+        </w:tc>
+        <w:tc>
+          <w:tcPr>
+            <w:tcW w:type="dxa" w:w="2338"/>
+            <w:shd w:fill="FFFFFF"/>
+            <w:tcMar>
+              <w:top w:w="125" w:type="dxa"/>
+              <w:start w:w="130" w:type="dxa"/>
+              <w:bottom w:w="125" w:type="dxa"/>
+              <w:end w:w="130" w:type="dxa"/>
+            </w:tcMar>
+            <w:vAlign w:val="center"/>
+          </w:tcPr>
+          <w:p>
+            <w:pPr>
+              <w:jc w:val="center"/>
+            </w:pPr>
+            <w:r>
+              <w:rPr>
+                <w:rFonts w:ascii="Cambria Math" w:hAnsi="Cambria Math" w:eastAsia="Cambria Math"/>
+                <w:b w:val="0"/>
+                <w:i w:val="0"/>
+                <w:color w:val="1F2933"/>
+                <w:sz w:val="18"/>
+              </w:rPr>
+              <w:t>Vᵢₙ − Vₒᵤₜ</w:t>
+            </w:r>
+          </w:p>
+        </w:tc>
+        <w:tc>
+          <w:tcPr>
+            <w:tcW w:type="dxa" w:w="2338"/>
+            <w:shd w:fill="FFFFFF"/>
+            <w:tcMar>
+              <w:top w:w="125" w:type="dxa"/>
+              <w:start w:w="130" w:type="dxa"/>
+              <w:bottom w:w="125" w:type="dxa"/>
+              <w:end w:w="130" w:type="dxa"/>
+            </w:tcMar>
+            <w:vAlign w:val="center"/>
+          </w:tcPr>
+          <w:p>
+            <w:pPr>
+              <w:jc w:val="center"/>
+            </w:pPr>
+            <w:r>
+              <w:rPr>
+                <w:rFonts w:ascii="Cambria Math" w:hAnsi="Cambria Math" w:eastAsia="Cambria Math"/>
+                <w:b w:val="0"/>
+                <w:i w:val="0"/>
+                <w:color w:val="1F2933"/>
+                <w:sz w:val="18"/>
+              </w:rPr>
+              <w:t>(Vᵢₙ − Vₒᵤₜ)(1 − D)Tₛ</w:t>
+            </w:r>
+          </w:p>
+        </w:tc>
+      </w:tr>
+    </w:tbl>
+    <w:p>
+      <w:pPr>
+        <w:spacing w:after="20"/>
+      </w:pPr>
+    </w:p>
+    <w:p>
+      <w:pPr>
+        <w:spacing w:before="60" w:after="100"/>
+      </w:pPr>
+      <w:r>
+        <w:rPr>
+          <w:rFonts w:ascii="Aptos" w:hAnsi="Aptos" w:eastAsia="Aptos"/>
+          <w:b/>
+          <w:i w:val="0"/>
+          <w:color w:val="2F75B5"/>
+          <w:sz w:val="23"/>
+        </w:rPr>
+        <w:t>3. Apply volt-second balance</w:t>
+      </w:r>
+    </w:p>
+    <w:tbl>
+      <w:tblPr>
+        <w:tblW w:type="auto" w:w="0"/>
+        <w:jc w:val="left"/>
+        <w:tblLayout w:type="fixed"/>
+        <w:tblLook w:firstColumn="1" w:firstRow="1" w:lastColumn="0" w:lastRow="0" w:noHBand="0" w:noVBand="1" w:val="04A0"/>
+        <w:tblBorders>
+          <w:top w:val="single" w:sz="2" w:color="EAF2F8"/>
+          <w:left w:val="single" w:sz="2" w:color="EAF2F8"/>
+          <w:bottom w:val="single" w:sz="2" w:color="EAF2F8"/>
+          <w:right w:val="single" w:sz="2" w:color="EAF2F8"/>
+          <w:insideH w:val="single" w:sz="2" w:color="EAF2F8"/>
+          <w:insideV w:val="single" w:sz="2" w:color="EAF2F8"/>
+        </w:tblBorders>
+      </w:tblPr>
+      <w:tblGrid>
+        <w:gridCol w:w="8136"/>
+        <w:gridCol w:w="792"/>
+      </w:tblGrid>
+      <w:tr>
+        <w:tc>
+          <w:tcPr>
+            <w:tcW w:type="dxa" w:w="4677"/>
+            <w:shd w:fill="EAF2F8"/>
+            <w:tcMar>
+              <w:top w:w="90" w:type="dxa"/>
+              <w:start w:w="180" w:type="dxa"/>
+              <w:bottom w:w="90" w:type="dxa"/>
+              <w:end w:w="180" w:type="dxa"/>
+            </w:tcMar>
+            <w:vAlign w:val="center"/>
+          </w:tcPr>
+          <w:p>
+            <w:pPr>
+              <w:spacing w:before="60" w:after="100"/>
+              <w:jc w:val="center"/>
+            </w:pPr>
+            <w:r>
+              <w:rPr>
+                <w:rFonts w:ascii="Cambria Math" w:hAnsi="Cambria Math" w:eastAsia="Cambria Math"/>
+                <w:b w:val="0"/>
+                <w:i w:val="0"/>
+                <w:color w:val="1F2933"/>
+                <w:sz w:val="22"/>
+              </w:rPr>
+              <w:t>V</w:t>
+            </w:r>
+            <w:r>
+              <w:rPr>
+                <w:rFonts w:ascii="Cambria Math" w:hAnsi="Cambria Math" w:eastAsia="Cambria Math"/>
+                <w:b w:val="0"/>
+                <w:i w:val="0"/>
+                <w:color w:val="1F2933"/>
+                <w:sz w:val="22"/>
+                <w:vertAlign w:val="subscript"/>
+              </w:rPr>
+              <w:t>in</w:t>
+            </w:r>
+            <w:r>
+              <w:rPr>
+                <w:rFonts w:ascii="Cambria Math" w:hAnsi="Cambria Math" w:eastAsia="Cambria Math"/>
+                <w:b w:val="0"/>
+                <w:i w:val="0"/>
+                <w:color w:val="1F2933"/>
+                <w:sz w:val="22"/>
+              </w:rPr>
+              <w:t>DT</w:t>
+            </w:r>
+            <w:r>
+              <w:rPr>
+                <w:rFonts w:ascii="Cambria Math" w:hAnsi="Cambria Math" w:eastAsia="Cambria Math"/>
+                <w:b w:val="0"/>
+                <w:i w:val="0"/>
+                <w:color w:val="1F2933"/>
+                <w:sz w:val="22"/>
+                <w:vertAlign w:val="subscript"/>
+              </w:rPr>
+              <w:t>s</w:t>
+            </w:r>
+            <w:r>
+              <w:rPr>
+                <w:rFonts w:ascii="Cambria Math" w:hAnsi="Cambria Math" w:eastAsia="Cambria Math"/>
+                <w:b w:val="0"/>
+                <w:i w:val="0"/>
+                <w:color w:val="1F2933"/>
+                <w:sz w:val="22"/>
+              </w:rPr>
+              <w:t xml:space="preserve"> + (V</w:t>
+            </w:r>
+            <w:r>
+              <w:rPr>
+                <w:rFonts w:ascii="Cambria Math" w:hAnsi="Cambria Math" w:eastAsia="Cambria Math"/>
+                <w:b w:val="0"/>
+                <w:i w:val="0"/>
+                <w:color w:val="1F2933"/>
+                <w:sz w:val="22"/>
+                <w:vertAlign w:val="subscript"/>
+              </w:rPr>
+              <w:t>in</w:t>
+            </w:r>
+            <w:r>
+              <w:rPr>
+                <w:rFonts w:ascii="Cambria Math" w:hAnsi="Cambria Math" w:eastAsia="Cambria Math"/>
+                <w:b w:val="0"/>
+                <w:i w:val="0"/>
+                <w:color w:val="1F2933"/>
+                <w:sz w:val="22"/>
+              </w:rPr>
+              <w:t xml:space="preserve"> − V</w:t>
+            </w:r>
+            <w:r>
+              <w:rPr>
+                <w:rFonts w:ascii="Cambria Math" w:hAnsi="Cambria Math" w:eastAsia="Cambria Math"/>
+                <w:b w:val="0"/>
+                <w:i w:val="0"/>
+                <w:color w:val="1F2933"/>
+                <w:sz w:val="22"/>
+                <w:vertAlign w:val="subscript"/>
+              </w:rPr>
+              <w:t>out</w:t>
+            </w:r>
+            <w:r>
+              <w:rPr>
+                <w:rFonts w:ascii="Cambria Math" w:hAnsi="Cambria Math" w:eastAsia="Cambria Math"/>
+                <w:b w:val="0"/>
+                <w:i w:val="0"/>
+                <w:color w:val="1F2933"/>
+                <w:sz w:val="22"/>
+              </w:rPr>
+              <w:t>)(1 − D)T</w:t>
+            </w:r>
+            <w:r>
+              <w:rPr>
+                <w:rFonts w:ascii="Cambria Math" w:hAnsi="Cambria Math" w:eastAsia="Cambria Math"/>
+                <w:b w:val="0"/>
+                <w:i w:val="0"/>
+                <w:color w:val="1F2933"/>
+                <w:sz w:val="22"/>
+                <w:vertAlign w:val="subscript"/>
+              </w:rPr>
+              <w:t>s</w:t>
+            </w:r>
+            <w:r>
+              <w:rPr>
+                <w:rFonts w:ascii="Cambria Math" w:hAnsi="Cambria Math" w:eastAsia="Cambria Math"/>
+                <w:b w:val="0"/>
+                <w:i w:val="0"/>
+                <w:color w:val="1F2933"/>
+                <w:sz w:val="22"/>
+              </w:rPr>
+              <w:t xml:space="preserve"> = 0</w:t>
+            </w:r>
+          </w:p>
+        </w:tc>
+        <w:tc>
+          <w:tcPr>
+            <w:tcW w:type="dxa" w:w="4677"/>
+            <w:shd w:fill="EAF2F8"/>
+            <w:tcMar>
+              <w:top w:w="90" w:type="dxa"/>
+              <w:start w:w="180" w:type="dxa"/>
+              <w:bottom w:w="90" w:type="dxa"/>
+              <w:end w:w="180" w:type="dxa"/>
+            </w:tcMar>
+            <w:vAlign w:val="center"/>
+          </w:tcPr>
+          <w:p>
+            <w:pPr>
+              <w:jc w:val="right"/>
+            </w:pPr>
+            <w:r>
+              <w:rPr>
+                <w:rFonts w:ascii="Cambria Math" w:hAnsi="Cambria Math" w:eastAsia="Cambria Math"/>
+                <w:b w:val="0"/>
+                <w:i w:val="0"/>
+                <w:color w:val="52606D"/>
+                <w:sz w:val="19"/>
+              </w:rPr>
+              <w:t>(3)</w:t>
+            </w:r>
+          </w:p>
+        </w:tc>
+      </w:tr>
+    </w:tbl>
+    <w:p>
+      <w:pPr>
+        <w:spacing w:after="0" w:line="36" w:lineRule="auto"/>
+      </w:pPr>
+    </w:p>
+    <w:tbl>
+      <w:tblPr>
+        <w:tblW w:type="auto" w:w="0"/>
+        <w:jc w:val="left"/>
+        <w:tblLayout w:type="fixed"/>
+        <w:tblLook w:firstColumn="1" w:firstRow="1" w:lastColumn="0" w:lastRow="0" w:noHBand="0" w:noVBand="1" w:val="04A0"/>
+        <w:tblBorders>
+          <w:top w:val="single" w:sz="2" w:color="F2F6FA"/>
+          <w:left w:val="single" w:sz="2" w:color="F2F6FA"/>
+          <w:bottom w:val="single" w:sz="2" w:color="F2F6FA"/>
+          <w:right w:val="single" w:sz="2" w:color="F2F6FA"/>
+          <w:insideH w:val="single" w:sz="2" w:color="F2F6FA"/>
+          <w:insideV w:val="single" w:sz="2" w:color="F2F6FA"/>
+        </w:tblBorders>
+      </w:tblPr>
+      <w:tblGrid>
+        <w:gridCol w:w="8136"/>
+        <w:gridCol w:w="792"/>
+      </w:tblGrid>
+      <w:tr>
+        <w:tc>
+          <w:tcPr>
+            <w:tcW w:type="dxa" w:w="4677"/>
+            <w:shd w:fill="F2F6FA"/>
+            <w:tcMar>
+              <w:top w:w="90" w:type="dxa"/>
+              <w:start w:w="180" w:type="dxa"/>
+              <w:bottom w:w="90" w:type="dxa"/>
+              <w:end w:w="180" w:type="dxa"/>
+            </w:tcMar>
+            <w:vAlign w:val="center"/>
+          </w:tcPr>
+          <w:p>
+            <w:pPr>
+              <w:spacing w:before="60" w:after="100"/>
+              <w:jc w:val="center"/>
+            </w:pPr>
+            <w:r>
+              <w:rPr>
+                <w:rFonts w:ascii="Cambria Math" w:hAnsi="Cambria Math" w:eastAsia="Cambria Math"/>
+                <w:b w:val="0"/>
+                <w:i w:val="0"/>
+                <w:color w:val="1F2933"/>
+                <w:sz w:val="22"/>
+              </w:rPr>
+              <w:t>V</w:t>
+            </w:r>
+            <w:r>
+              <w:rPr>
+                <w:rFonts w:ascii="Cambria Math" w:hAnsi="Cambria Math" w:eastAsia="Cambria Math"/>
+                <w:b w:val="0"/>
+                <w:i w:val="0"/>
+                <w:color w:val="1F2933"/>
+                <w:sz w:val="22"/>
+                <w:vertAlign w:val="subscript"/>
+              </w:rPr>
+              <w:t>out</w:t>
+            </w:r>
+            <w:r>
+              <w:rPr>
+                <w:rFonts w:ascii="Cambria Math" w:hAnsi="Cambria Math" w:eastAsia="Cambria Math"/>
+                <w:b w:val="0"/>
+                <w:i w:val="0"/>
+                <w:color w:val="1F2933"/>
+                <w:sz w:val="22"/>
+              </w:rPr>
+              <w:t xml:space="preserve"> = V</w:t>
+            </w:r>
+            <w:r>
+              <w:rPr>
+                <w:rFonts w:ascii="Cambria Math" w:hAnsi="Cambria Math" w:eastAsia="Cambria Math"/>
+                <w:b w:val="0"/>
+                <w:i w:val="0"/>
+                <w:color w:val="1F2933"/>
+                <w:sz w:val="22"/>
+                <w:vertAlign w:val="subscript"/>
+              </w:rPr>
+              <w:t>in</w:t>
+            </w:r>
+            <w:r>
+              <w:rPr>
+                <w:rFonts w:ascii="Cambria Math" w:hAnsi="Cambria Math" w:eastAsia="Cambria Math"/>
+                <w:b w:val="0"/>
+                <w:i w:val="0"/>
+                <w:color w:val="1F2933"/>
+                <w:sz w:val="22"/>
+              </w:rPr>
+              <w:t>/(1 − D)</w:t>
+            </w:r>
+          </w:p>
+        </w:tc>
+        <w:tc>
+          <w:tcPr>
+            <w:tcW w:type="dxa" w:w="4677"/>
+            <w:shd w:fill="F2F6FA"/>
+            <w:tcMar>
+              <w:top w:w="90" w:type="dxa"/>
+              <w:start w:w="180" w:type="dxa"/>
+              <w:bottom w:w="90" w:type="dxa"/>
+              <w:end w:w="180" w:type="dxa"/>
+            </w:tcMar>
+            <w:vAlign w:val="center"/>
+          </w:tcPr>
+          <w:p>
+            <w:pPr>
+              <w:jc w:val="right"/>
+            </w:pPr>
+            <w:r>
+              <w:rPr>
+                <w:rFonts w:ascii="Cambria Math" w:hAnsi="Cambria Math" w:eastAsia="Cambria Math"/>
+                <w:b w:val="0"/>
+                <w:i w:val="0"/>
+                <w:color w:val="52606D"/>
+                <w:sz w:val="19"/>
+              </w:rPr>
+              <w:t>(4)</w:t>
+            </w:r>
+          </w:p>
+        </w:tc>
+      </w:tr>
+    </w:tbl>
+    <w:p>
+      <w:pPr>
+        <w:spacing w:after="0" w:line="36" w:lineRule="auto"/>
+      </w:pPr>
+    </w:p>
+    <w:tbl>
+      <w:tblPr>
+        <w:tblW w:type="auto" w:w="0"/>
+        <w:jc w:val="left"/>
+        <w:tblLayout w:type="fixed"/>
+        <w:tblLook w:firstColumn="1" w:firstRow="1" w:lastColumn="0" w:lastRow="0" w:noHBand="0" w:noVBand="1" w:val="04A0"/>
+        <w:tblBorders>
+          <w:top w:val="single" w:sz="2" w:color="FFF4D6"/>
+          <w:left w:val="single" w:sz="2" w:color="FFF4D6"/>
+          <w:bottom w:val="single" w:sz="2" w:color="FFF4D6"/>
+          <w:right w:val="single" w:sz="2" w:color="FFF4D6"/>
+          <w:insideH w:val="single" w:sz="2" w:color="FFF4D6"/>
+          <w:insideV w:val="single" w:sz="2" w:color="FFF4D6"/>
+        </w:tblBorders>
+      </w:tblPr>
+      <w:tblGrid>
+        <w:gridCol w:w="8136"/>
+        <w:gridCol w:w="792"/>
+      </w:tblGrid>
+      <w:tr>
+        <w:tc>
+          <w:tcPr>
+            <w:tcW w:type="dxa" w:w="4677"/>
+            <w:shd w:fill="FFF4D6"/>
+            <w:tcMar>
+              <w:top w:w="90" w:type="dxa"/>
+              <w:start w:w="180" w:type="dxa"/>
+              <w:bottom w:w="90" w:type="dxa"/>
+              <w:end w:w="180" w:type="dxa"/>
+            </w:tcMar>
+            <w:vAlign w:val="center"/>
+          </w:tcPr>
+          <w:p>
+            <w:pPr>
+              <w:spacing w:before="60" w:after="100"/>
+              <w:jc w:val="center"/>
+            </w:pPr>
+            <w:r>
+              <w:rPr>
+                <w:rFonts w:ascii="Cambria Math" w:hAnsi="Cambria Math" w:eastAsia="Cambria Math"/>
+                <w:b w:val="0"/>
+                <w:i w:val="0"/>
+                <w:color w:val="1F2933"/>
+                <w:sz w:val="22"/>
+              </w:rPr>
+              <w:t>D = 1 − V</w:t>
+            </w:r>
+            <w:r>
+              <w:rPr>
+                <w:rFonts w:ascii="Cambria Math" w:hAnsi="Cambria Math" w:eastAsia="Cambria Math"/>
+                <w:b w:val="0"/>
+                <w:i w:val="0"/>
+                <w:color w:val="1F2933"/>
+                <w:sz w:val="22"/>
+                <w:vertAlign w:val="subscript"/>
+              </w:rPr>
+              <w:t>in</w:t>
+            </w:r>
+            <w:r>
+              <w:rPr>
+                <w:rFonts w:ascii="Cambria Math" w:hAnsi="Cambria Math" w:eastAsia="Cambria Math"/>
+                <w:b w:val="0"/>
+                <w:i w:val="0"/>
+                <w:color w:val="1F2933"/>
+                <w:sz w:val="22"/>
+              </w:rPr>
+              <w:t>/V</w:t>
+            </w:r>
+            <w:r>
+              <w:rPr>
+                <w:rFonts w:ascii="Cambria Math" w:hAnsi="Cambria Math" w:eastAsia="Cambria Math"/>
+                <w:b w:val="0"/>
+                <w:i w:val="0"/>
+                <w:color w:val="1F2933"/>
+                <w:sz w:val="22"/>
+                <w:vertAlign w:val="subscript"/>
+              </w:rPr>
+              <w:t>out</w:t>
+            </w:r>
+          </w:p>
+        </w:tc>
+        <w:tc>
+          <w:tcPr>
+            <w:tcW w:type="dxa" w:w="4677"/>
+            <w:shd w:fill="FFF4D6"/>
+            <w:tcMar>
+              <w:top w:w="90" w:type="dxa"/>
+              <w:start w:w="180" w:type="dxa"/>
+              <w:bottom w:w="90" w:type="dxa"/>
+              <w:end w:w="180" w:type="dxa"/>
+            </w:tcMar>
+            <w:vAlign w:val="center"/>
+          </w:tcPr>
+          <w:p>
+            <w:pPr>
+              <w:jc w:val="right"/>
+            </w:pPr>
+            <w:r>
+              <w:rPr>
+                <w:rFonts w:ascii="Cambria Math" w:hAnsi="Cambria Math" w:eastAsia="Cambria Math"/>
+                <w:b w:val="0"/>
+                <w:i w:val="0"/>
+                <w:color w:val="52606D"/>
+                <w:sz w:val="19"/>
+              </w:rPr>
+              <w:t>(5)</w:t>
+            </w:r>
+          </w:p>
+        </w:tc>
+      </w:tr>
+    </w:tbl>
+    <w:p>
+      <w:pPr>
+        <w:spacing w:after="0" w:line="36" w:lineRule="auto"/>
+      </w:pPr>
+    </w:p>
+    <w:p>
+      <w:pPr>
+        <w:spacing w:before="60" w:after="100"/>
+      </w:pPr>
+      <w:r>
+        <w:rPr>
+          <w:rFonts w:ascii="Aptos" w:hAnsi="Aptos" w:eastAsia="Aptos"/>
+          <w:b/>
+          <w:i w:val="0"/>
+          <w:color w:val="2F75B5"/>
+          <w:sz w:val="23"/>
+        </w:rPr>
+        <w:t>4. Numerical duty-cycle range</w:t>
+      </w:r>
+    </w:p>
+    <w:p>
+      <w:pPr>
+        <w:spacing w:after="100"/>
+      </w:pPr>
+      <w:r>
+        <w:rPr>
+          <w:rFonts w:ascii="Aptos" w:hAnsi="Aptos" w:eastAsia="Aptos"/>
+          <w:b w:val="0"/>
+          <w:i w:val="0"/>
+          <w:color w:val="1F2933"/>
+          <w:sz w:val="19"/>
+        </w:rPr>
+        <w:t xml:space="preserve">For </w:t>
+      </w:r>
+      <w:r>
+        <w:rPr>
+          <w:rFonts w:ascii="Cambria Math" w:hAnsi="Cambria Math" w:eastAsia="Cambria Math"/>
+          <w:b w:val="0"/>
+          <w:i w:val="0"/>
+          <w:color w:val="1F2933"/>
+          <w:sz w:val="19"/>
+        </w:rPr>
+        <w:t>V</w:t>
+      </w:r>
+      <w:r>
+        <w:rPr>
+          <w:rFonts w:ascii="Cambria Math" w:hAnsi="Cambria Math" w:eastAsia="Cambria Math"/>
+          <w:b w:val="0"/>
+          <w:i w:val="0"/>
+          <w:color w:val="1F2933"/>
+          <w:sz w:val="19"/>
+          <w:vertAlign w:val="subscript"/>
+        </w:rPr>
+        <w:t>in</w:t>
+      </w:r>
+      <w:r>
+        <w:rPr>
+          <w:rFonts w:ascii="Cambria Math" w:hAnsi="Cambria Math" w:eastAsia="Cambria Math"/>
+          <w:b w:val="0"/>
+          <w:i w:val="0"/>
+          <w:color w:val="1F2933"/>
+          <w:sz w:val="19"/>
+        </w:rPr>
+        <w:t xml:space="preserve"> = 2.5–3.5 V, </w:t>
+      </w:r>
+      <w:r>
+        <w:rPr>
+          <w:rFonts w:ascii="Cambria Math" w:hAnsi="Cambria Math" w:eastAsia="Cambria Math"/>
+          <w:b w:val="0"/>
+          <w:i w:val="0"/>
+          <w:color w:val="1F2933"/>
+          <w:sz w:val="19"/>
+        </w:rPr>
+        <w:t>V</w:t>
+      </w:r>
+      <w:r>
+        <w:rPr>
+          <w:rFonts w:ascii="Cambria Math" w:hAnsi="Cambria Math" w:eastAsia="Cambria Math"/>
+          <w:b w:val="0"/>
+          <w:i w:val="0"/>
+          <w:color w:val="1F2933"/>
+          <w:sz w:val="19"/>
+          <w:vertAlign w:val="subscript"/>
+        </w:rPr>
+        <w:t>out</w:t>
+      </w:r>
+      <w:r>
+        <w:rPr>
+          <w:rFonts w:ascii="Cambria Math" w:hAnsi="Cambria Math" w:eastAsia="Cambria Math"/>
+          <w:b w:val="0"/>
+          <w:i w:val="0"/>
+          <w:color w:val="1F2933"/>
+          <w:sz w:val="19"/>
+        </w:rPr>
+        <w:t xml:space="preserve"> = 5 V:</w:t>
+      </w:r>
+    </w:p>
+    <w:tbl>
+      <w:tblPr>
+        <w:tblW w:type="auto" w:w="0"/>
+        <w:tblLayout w:type="fixed"/>
+        <w:tblLook w:firstColumn="1" w:firstRow="1" w:lastColumn="0" w:lastRow="0" w:noHBand="0" w:noVBand="1" w:val="04A0"/>
+        <w:tblBorders>
+          <w:top w:val="single" w:sz="8" w:color="E6B800"/>
+          <w:left w:val="single" w:sz="8" w:color="E6B800"/>
+          <w:bottom w:val="single" w:sz="8" w:color="E6B800"/>
+          <w:right w:val="single" w:sz="8" w:color="E6B800"/>
+          <w:insideH w:val="single" w:sz="8" w:color="E6B800"/>
+          <w:insideV w:val="single" w:sz="8" w:color="E6B800"/>
+        </w:tblBorders>
+      </w:tblPr>
+      <w:tblGrid>
+        <w:gridCol w:w="3168"/>
+        <w:gridCol w:w="3168"/>
+        <w:gridCol w:w="2592"/>
+      </w:tblGrid>
+      <w:tr>
+        <w:tc>
+          <w:tcPr>
+            <w:tcW w:type="dxa" w:w="3118"/>
+            <w:shd w:fill="FFF4D6"/>
+            <w:tcMar>
+              <w:top w:w="90" w:type="dxa"/>
+              <w:start w:w="110" w:type="dxa"/>
+              <w:bottom w:w="80" w:type="dxa"/>
+              <w:end w:w="110" w:type="dxa"/>
+            </w:tcMar>
+          </w:tcPr>
+          <w:p>
+            <w:pPr>
+              <w:jc w:val="center"/>
+            </w:pPr>
+            <w:r>
+              <w:rPr>
+                <w:rFonts w:ascii="Aptos" w:hAnsi="Aptos" w:eastAsia="Aptos"/>
+                <w:b/>
+                <w:i w:val="0"/>
+                <w:color w:val="17365D"/>
+                <w:sz w:val="17"/>
+              </w:rPr>
+              <w:t>Input condition</w:t>
+            </w:r>
+          </w:p>
+        </w:tc>
+        <w:tc>
+          <w:tcPr>
+            <w:tcW w:type="dxa" w:w="3118"/>
+            <w:shd w:fill="FFF4D6"/>
+            <w:tcMar>
+              <w:top w:w="90" w:type="dxa"/>
+              <w:start w:w="110" w:type="dxa"/>
+              <w:bottom w:w="80" w:type="dxa"/>
+              <w:end w:w="110" w:type="dxa"/>
+            </w:tcMar>
+          </w:tcPr>
+          <w:p>
+            <w:pPr>
+              <w:jc w:val="center"/>
+            </w:pPr>
+            <w:r>
+              <w:rPr>
+                <w:rFonts w:ascii="Aptos" w:hAnsi="Aptos" w:eastAsia="Aptos"/>
+                <w:b/>
+                <w:i w:val="0"/>
+                <w:color w:val="17365D"/>
+                <w:sz w:val="17"/>
+              </w:rPr>
+              <w:t>Calculation</w:t>
+            </w:r>
+          </w:p>
+        </w:tc>
+        <w:tc>
+          <w:tcPr>
+            <w:tcW w:type="dxa" w:w="3118"/>
+            <w:shd w:fill="FFF4D6"/>
+            <w:tcMar>
+              <w:top w:w="90" w:type="dxa"/>
+              <w:start w:w="110" w:type="dxa"/>
+              <w:bottom w:w="80" w:type="dxa"/>
+              <w:end w:w="110" w:type="dxa"/>
+            </w:tcMar>
+          </w:tcPr>
+          <w:p>
+            <w:pPr>
+              <w:jc w:val="center"/>
+            </w:pPr>
+            <w:r>
+              <w:rPr>
+                <w:rFonts w:ascii="Aptos" w:hAnsi="Aptos" w:eastAsia="Aptos"/>
+                <w:b/>
+                <w:i w:val="0"/>
+                <w:color w:val="17365D"/>
+                <w:sz w:val="17"/>
+              </w:rPr>
+              <w:t>Duty cycle</w:t>
+            </w:r>
+          </w:p>
+        </w:tc>
+      </w:tr>
+      <w:tr>
+        <w:tc>
+          <w:tcPr>
+            <w:tcW w:type="dxa" w:w="3118"/>
+            <w:shd w:fill="FFFDF5"/>
+            <w:tcMar>
+              <w:top w:w="110" w:type="dxa"/>
+              <w:start w:w="110" w:type="dxa"/>
+              <w:bottom w:w="110" w:type="dxa"/>
+              <w:end w:w="110" w:type="dxa"/>
+            </w:tcMar>
+          </w:tcPr>
+          <w:p>
+            <w:pPr>
+              <w:jc w:val="center"/>
+            </w:pPr>
+            <w:r>
+              <w:rPr>
+                <w:rFonts w:ascii="Aptos" w:hAnsi="Aptos" w:eastAsia="Aptos"/>
+                <w:b w:val="0"/>
+                <w:i w:val="0"/>
+                <w:color w:val="1F2933"/>
+                <w:sz w:val="20"/>
+              </w:rPr>
+              <w:t>Vᵢₙ = 2.5 V</w:t>
+            </w:r>
+            <w:r>
+              <w:br/>
+            </w:r>
+            <w:r>
+              <w:rPr>
+                <w:rFonts w:ascii="Aptos" w:hAnsi="Aptos" w:eastAsia="Aptos"/>
+                <w:b w:val="0"/>
+                <w:i w:val="0"/>
+                <w:color w:val="1F2933"/>
+                <w:sz w:val="20"/>
+              </w:rPr>
+              <w:t>Vᵢₙ = 3.5 V</w:t>
+            </w:r>
+          </w:p>
+        </w:tc>
+        <w:tc>
+          <w:tcPr>
+            <w:tcW w:type="dxa" w:w="3118"/>
+            <w:shd w:fill="FFFDF5"/>
+            <w:tcMar>
+              <w:top w:w="110" w:type="dxa"/>
+              <w:start w:w="110" w:type="dxa"/>
+              <w:bottom w:w="110" w:type="dxa"/>
+              <w:end w:w="110" w:type="dxa"/>
+            </w:tcMar>
+          </w:tcPr>
+          <w:p>
+            <w:pPr>
+              <w:jc w:val="center"/>
+            </w:pPr>
+            <w:r>
+              <w:rPr>
+                <w:rFonts w:ascii="Cambria Math" w:hAnsi="Cambria Math" w:eastAsia="Cambria Math"/>
+                <w:b w:val="0"/>
+                <w:i w:val="0"/>
+                <w:color w:val="1F2933"/>
+                <w:sz w:val="20"/>
+              </w:rPr>
+              <w:t>1 − 2.5/5</w:t>
+            </w:r>
+            <w:r>
+              <w:br/>
+            </w:r>
+            <w:r>
+              <w:rPr>
+                <w:rFonts w:ascii="Cambria Math" w:hAnsi="Cambria Math" w:eastAsia="Cambria Math"/>
+                <w:b w:val="0"/>
+                <w:i w:val="0"/>
+                <w:color w:val="1F2933"/>
+                <w:sz w:val="20"/>
+              </w:rPr>
+              <w:t>1 − 3.5/5</w:t>
+            </w:r>
+          </w:p>
+        </w:tc>
+        <w:tc>
+          <w:tcPr>
+            <w:tcW w:type="dxa" w:w="3118"/>
+            <w:shd w:fill="FFFDF5"/>
+            <w:tcMar>
+              <w:top w:w="110" w:type="dxa"/>
+              <w:start w:w="110" w:type="dxa"/>
+              <w:bottom w:w="110" w:type="dxa"/>
+              <w:end w:w="110" w:type="dxa"/>
+            </w:tcMar>
+          </w:tcPr>
+          <w:p>
+            <w:pPr>
+              <w:jc w:val="center"/>
+            </w:pPr>
+            <w:r>
+              <w:rPr>
+                <w:rFonts w:ascii="Cambria Math" w:hAnsi="Cambria Math" w:eastAsia="Cambria Math"/>
+                <w:b/>
+                <w:i w:val="0"/>
+                <w:color w:val="17365D"/>
+                <w:sz w:val="20"/>
+              </w:rPr>
+              <w:t>50%</w:t>
+            </w:r>
+            <w:r>
+              <w:br/>
+            </w:r>
+            <w:r>
+              <w:rPr>
+                <w:rFonts w:ascii="Cambria Math" w:hAnsi="Cambria Math" w:eastAsia="Cambria Math"/>
+                <w:b/>
+                <w:i w:val="0"/>
+                <w:color w:val="17365D"/>
+                <w:sz w:val="20"/>
+              </w:rPr>
+              <w:t>30%</w:t>
+            </w:r>
+          </w:p>
+        </w:tc>
+      </w:tr>
+    </w:tbl>
+    <w:p>
+      <w:pPr>
+        <w:spacing w:before="140" w:after="0"/>
+        <w:jc w:val="center"/>
+      </w:pPr>
+      <w:r>
+        <w:rPr>
+          <w:rFonts w:ascii="Cambria Math" w:hAnsi="Cambria Math" w:eastAsia="Cambria Math"/>
+          <w:b/>
+          <w:i w:val="0"/>
+          <w:color w:val="17365D"/>
+          <w:sz w:val="22"/>
+        </w:rPr>
+        <w:t>Required ideal duty-cycle range:  30% ≤ D ≤ 50%</w:t>
+      </w:r>
     </w:p>
     <w:sectPr>
       <w:pgSz w:w="11906" w:h="16838"/>
-      <w:pgMar w:top="1440" w:right="1800" w:bottom="1440" w:left="1800" w:header="851" w:footer="992" w:gutter="0"/>
+      <w:pgMar w:top="680" w:right="1276" w:bottom="680" w:left="1276" w:header="851" w:footer="992" w:gutter="0"/>
       <w:cols w:space="425" w:num="1"/>
       <w:docGrid w:type="lines" w:linePitch="312" w:charSpace="0"/>
     </w:sectPr>
@@ -105,12 +1631,32 @@
 </w:document>
 </file>
 
+<file path=word/numbering.xml><?xml version="1.0" encoding="utf-8"?>
+<w:numbering xmlns:wpc="http://schemas.microsoft.com/office/word/2010/wordprocessingCanvas" xmlns:mc="http://schemas.openxmlformats.org/markup-compatibility/2006" xmlns:o="urn:schemas-microsoft-com:office:office" xmlns:r="http://schemas.openxmlformats.org/officeDocument/2006/relationships" xmlns:m="http://schemas.openxmlformats.org/officeDocument/2006/math" xmlns:v="urn:schemas-microsoft-com:vml" xmlns:wp14="http://schemas.microsoft.com/office/word/2010/wordprocessingDrawing" xmlns:wp="http://schemas.openxmlformats.org/drawingml/2006/wordprocessingDrawing" xmlns:w10="urn:schemas-microsoft-com:office:word" xmlns:w="http://schemas.openxmlformats.org/wordprocessingml/2006/main" xmlns:w14="http://schemas.microsoft.com/office/word/2010/wordml" xmlns:wpg="http://schemas.microsoft.com/office/word/2010/wordprocessingGroup" xmlns:wpi="http://schemas.microsoft.com/office/word/2010/wordprocessingInk" xmlns:wne="http://schemas.microsoft.com/office/word/2006/wordml" xmlns:wps="http://schemas.microsoft.com/office/word/2010/wordprocessingShape" xmlns:wpsCustomData="http://www.wps.cn/officeDocument/2013/wpsCustomData" mc:Ignorable="w14 wp14">
+  <w:abstractNum w:abstractNumId="0">
+    <w:nsid w:val="FD8C3E9A"/>
+    <w:multiLevelType w:val="singleLevel"/>
+    <w:tmpl w:val="FD8C3E9A"/>
+    <w:lvl w:ilvl="0" w:tentative="0">
+      <w:start w:val="1"/>
+      <w:numFmt w:val="decimal"/>
+      <w:suff w:val="space"/>
+      <w:lvlText w:val="%1."/>
+      <w:lvlJc w:val="left"/>
+    </w:lvl>
+  </w:abstractNum>
+  <w:num w:numId="1">
+    <w:abstractNumId w:val="0"/>
+  </w:num>
+</w:numbering>
+</file>
+
 <file path=word/styles.xml><?xml version="1.0" encoding="utf-8"?>
 <w:styles xmlns:mc="http://schemas.openxmlformats.org/markup-compatibility/2006" xmlns:o="urn:schemas-microsoft-com:office:office" xmlns:r="http://schemas.openxmlformats.org/officeDocument/2006/relationships" xmlns:m="http://schemas.openxmlformats.org/officeDocument/2006/math" xmlns:v="urn:schemas-microsoft-com:vml" xmlns:w="http://schemas.openxmlformats.org/wordprocessingml/2006/main" xmlns:w14="http://schemas.microsoft.com/office/word/2010/wordml" xmlns:w10="urn:schemas-microsoft-com:office:word" xmlns:sl="http://schemas.openxmlformats.org/schemaLibrary/2006/main" xmlns:wpsCustomData="http://www.wps.cn/officeDocument/2013/wpsCustomData" mc:Ignorable="w14">
   <w:docDefaults>
     <w:rPrDefault>
       <w:rPr>
-        <w:rFonts w:asciiTheme="minorHAnsi" w:hAnsiTheme="minorHAnsi" w:eastAsiaTheme="minorEastAsia" w:cstheme="minorBidi"/>
+        <w:rFonts w:ascii="Times New Roman" w:hAnsi="Times New Roman" w:eastAsia="宋体" w:cs="Times New Roman"/>
       </w:rPr>
     </w:rPrDefault>
     <w:pPrDefault/>
@@ -371,23 +1917,47 @@
     <w:uiPriority w:val="0"/>
     <w:pPr>
       <w:widowControl w:val="0"/>
+      <w:spacing w:after="100" w:line="259" w:lineRule="auto"/>
       <w:jc w:val="both"/>
     </w:pPr>
     <w:rPr>
-      <w:rFonts w:asciiTheme="minorHAnsi" w:hAnsiTheme="minorHAnsi" w:eastAsiaTheme="minorEastAsia" w:cstheme="minorBidi"/>
+      <w:rFonts w:asciiTheme="minorHAnsi" w:hAnsiTheme="minorHAnsi" w:eastAsiaTheme="minorEastAsia" w:cstheme="minorBidi" w:ascii="Aptos" w:hAnsi="Aptos" w:eastAsia="Aptos"/>
+      <w:color w:val="1F2933"/>
       <w:kern w:val="2"/>
-      <w:sz w:val="21"/>
+      <w:sz w:val="20"/>
       <w:szCs w:val="24"/>
       <w:lang w:val="en-US" w:eastAsia="zh-CN" w:bidi="ar-SA"/>
     </w:rPr>
   </w:style>
-  <w:style w:type="character" w:default="1" w:styleId="3">
+  <w:style w:type="paragraph" w:styleId="2">
+    <w:name w:val="heading 3"/>
+    <w:basedOn w:val="1"/>
+    <w:next w:val="1"/>
+    <w:semiHidden/>
+    <w:unhideWhenUsed/>
+    <w:qFormat/>
+    <w:uiPriority w:val="0"/>
+    <w:pPr>
+      <w:spacing w:before="0" w:beforeAutospacing="1" w:after="0" w:afterAutospacing="1"/>
+      <w:jc w:val="left"/>
+    </w:pPr>
+    <w:rPr>
+      <w:rFonts w:hint="eastAsia" w:ascii="宋体" w:hAnsi="宋体" w:eastAsia="宋体" w:cs="宋体"/>
+      <w:b/>
+      <w:bCs/>
+      <w:kern w:val="0"/>
+      <w:sz w:val="27"/>
+      <w:szCs w:val="27"/>
+      <w:lang w:val="en-US" w:eastAsia="zh-CN" w:bidi="ar"/>
+    </w:rPr>
+  </w:style>
+  <w:style w:type="character" w:default="1" w:styleId="5">
     <w:name w:val="Default Paragraph Font"/>
     <w:semiHidden/>
     <w:qFormat/>
     <w:uiPriority w:val="0"/>
   </w:style>
-  <w:style w:type="table" w:default="1" w:styleId="2">
+  <w:style w:type="table" w:default="1" w:styleId="4">
     <w:name w:val="Normal Table"/>
     <w:semiHidden/>
     <w:qFormat/>
@@ -400,6 +1970,21 @@
         <w:right w:w="108" w:type="dxa"/>
       </w:tblCellMar>
     </w:tblPr>
+  </w:style>
+  <w:style w:type="paragraph" w:styleId="3">
+    <w:name w:val="Normal (Web)"/>
+    <w:basedOn w:val="1"/>
+    <w:uiPriority w:val="0"/>
+    <w:pPr>
+      <w:spacing w:before="0" w:beforeAutospacing="1" w:after="0" w:afterAutospacing="1"/>
+      <w:ind w:left="0" w:right="0"/>
+      <w:jc w:val="left"/>
+    </w:pPr>
+    <w:rPr>
+      <w:kern w:val="0"/>
+      <w:sz w:val="24"/>
+      <w:lang w:val="en-US" w:eastAsia="zh-CN" w:bidi="ar"/>
+    </w:rPr>
   </w:style>
 </w:styles>
 </file>
